--- a/uml.docx
+++ b/uml.docx
@@ -36,10 +36,10 @@
           <w:noProof/>
         </w:rPr>
         <w:drawing>
-          <wp:inline distT="0" distB="0" distL="0" distR="0" wp14:anchorId="7C3CB248" wp14:editId="1033ED72">
-            <wp:extent cx="6563360" cy="4848225"/>
-            <wp:effectExtent l="0" t="0" r="8890" b="9525"/>
-            <wp:docPr id="2" name="Рисунок 2"/>
+          <wp:inline distT="0" distB="0" distL="0" distR="0" wp14:anchorId="44A84EFB" wp14:editId="4EE2DAA5">
+            <wp:extent cx="5934075" cy="4124325"/>
+            <wp:effectExtent l="0" t="0" r="9525" b="9525"/>
+            <wp:docPr id="1" name="Рисунок 1"/>
             <wp:cNvGraphicFramePr>
               <a:graphicFrameLocks xmlns:a="http://schemas.openxmlformats.org/drawingml/2006/main" noChangeAspect="1"/>
             </wp:cNvGraphicFramePr>
@@ -47,7 +47,7 @@
               <a:graphicData uri="http://schemas.openxmlformats.org/drawingml/2006/picture">
                 <pic:pic xmlns:pic="http://schemas.openxmlformats.org/drawingml/2006/picture">
                   <pic:nvPicPr>
-                    <pic:cNvPr id="0" name="Picture 2"/>
+                    <pic:cNvPr id="0" name="Picture 1"/>
                     <pic:cNvPicPr>
                       <a:picLocks noChangeAspect="1" noChangeArrowheads="1"/>
                     </pic:cNvPicPr>
@@ -68,7 +68,7 @@
                   <pic:spPr bwMode="auto">
                     <a:xfrm>
                       <a:off x="0" y="0"/>
-                      <a:ext cx="6569788" cy="4852973"/>
+                      <a:ext cx="5934075" cy="4124325"/>
                     </a:xfrm>
                     <a:prstGeom prst="rect">
                       <a:avLst/>

--- a/uml.docx
+++ b/uml.docx
@@ -36,10 +36,10 @@
           <w:noProof/>
         </w:rPr>
         <w:drawing>
-          <wp:inline distT="0" distB="0" distL="0" distR="0" wp14:anchorId="44A84EFB" wp14:editId="4EE2DAA5">
-            <wp:extent cx="5934075" cy="4124325"/>
-            <wp:effectExtent l="0" t="0" r="9525" b="9525"/>
-            <wp:docPr id="1" name="Рисунок 1"/>
+          <wp:inline distT="0" distB="0" distL="0" distR="0" wp14:anchorId="4DCE8D44" wp14:editId="5067B176">
+            <wp:extent cx="6169669" cy="5320145"/>
+            <wp:effectExtent l="0" t="0" r="2540" b="0"/>
+            <wp:docPr id="2" name="Рисунок 2"/>
             <wp:cNvGraphicFramePr>
               <a:graphicFrameLocks xmlns:a="http://schemas.openxmlformats.org/drawingml/2006/main" noChangeAspect="1"/>
             </wp:cNvGraphicFramePr>
@@ -68,7 +68,7 @@
                   <pic:spPr bwMode="auto">
                     <a:xfrm>
                       <a:off x="0" y="0"/>
-                      <a:ext cx="5934075" cy="4124325"/>
+                      <a:ext cx="6204621" cy="5350285"/>
                     </a:xfrm>
                     <a:prstGeom prst="rect">
                       <a:avLst/>
